--- a/docs/2026_tez.docx
+++ b/docs/2026_tez.docx
@@ -29,6 +29,7 @@
         <w:commentReference w:id="0"/>
       </w:r>
     </w:p>
+    <w:commentRangeStart w:id="1"/>
     <w:p>
       <w:pPr>
         <w:rPr>
@@ -36,7 +37,6 @@
           <w:lang w:val="en-US"/>
         </w:rPr>
       </w:pPr>
-      <w:commentRangeStart w:id="1"/>
       <w:r>
         <w:rPr>
           <w:rFonts w:ascii="Arial" w:hAnsi="Arial" w:cs="Arial"/>
@@ -626,6 +626,7 @@
         </w:rPr>
       </w:pPr>
     </w:p>
+    <w:commentRangeStart w:id="3"/>
     <w:p>
       <w:pPr>
         <w:rPr>
@@ -633,7 +634,6 @@
           <w:lang w:val="en-US"/>
         </w:rPr>
       </w:pPr>
-      <w:commentRangeStart w:id="3"/>
       <w:r>
         <w:rPr>
           <w:rFonts w:ascii="Arial" w:hAnsi="Arial" w:cs="Arial"/>
@@ -1220,7 +1220,11 @@
           </mc:Choice>
           <mc:Fallback>
             <w:pict>
-              <v:shape w14:anchorId="5753B149" id="Text Box 629" o:spid="_x0000_s1030" type="#_x0000_t202" style="position:absolute;margin-left:-6.6pt;margin-top:567pt;width:425.2pt;height:19.8pt;z-index:251685376;visibility:visible;mso-wrap-style:square;mso-width-percent:0;mso-height-percent:0;mso-wrap-distance-left:9pt;mso-wrap-distance-top:0;mso-wrap-distance-right:9pt;mso-wrap-distance-bottom:0;mso-position-horizontal:absolute;mso-position-horizontal-relative:margin;mso-position-vertical:absolute;mso-position-vertical-relative:page;mso-width-percent:0;mso-height-percent:0;mso-width-relative:page;mso-height-relative:page;v-text-anchor:top" o:gfxdata="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" filled="f" stroked="f">
+              <v:shapetype w14:anchorId="5753B149" id="_x0000_t202" coordsize="21600,21600" o:spt="202" path="m,l,21600r21600,l21600,xe">
+                <v:stroke joinstyle="miter"/>
+                <v:path gradientshapeok="t" o:connecttype="rect"/>
+              </v:shapetype>
+              <v:shape id="Text Box 629" o:spid="_x0000_s1030" type="#_x0000_t202" style="position:absolute;margin-left:-6.6pt;margin-top:567pt;width:425.2pt;height:19.8pt;z-index:251685376;visibility:visible;mso-wrap-style:square;mso-width-percent:0;mso-height-percent:0;mso-wrap-distance-left:9pt;mso-wrap-distance-top:0;mso-wrap-distance-right:9pt;mso-wrap-distance-bottom:0;mso-position-horizontal:absolute;mso-position-horizontal-relative:margin;mso-position-vertical:absolute;mso-position-vertical-relative:page;mso-width-percent:0;mso-height-percent:0;mso-width-relative:page;mso-height-relative:page;v-text-anchor:top" o:gfxdata="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" filled="f" stroked="f">
                 <v:textbox inset="0,0,0,0">
                   <w:txbxContent>
                     <w:tbl>
@@ -18172,8 +18176,16 @@
         <w:spacing w:before="240"/>
       </w:pPr>
       <w:r>
-        <w:t>Çizelge 4.2’de verilen değerler geliştirme sürecindeki varsayılan çalışma ayarlarını göstermektedir; VAD taraması ise farklı veri koşullarında bu ayarların yeniden kalibre edilmesi gerektiğini ortaya koymuştur.</w:t>
-      </w:r>
+        <w:t>Çizelge 4.2’de verilen değerler geliştirme sürecindeki varsayılan çalışma ayarlarını göstermektedir; VAD taraması ise farklı veri koşullarında bu ayarların yeniden kalibre edilme</w:t>
+      </w:r>
+      <w:r>
+        <w:t>si gerektiğini ortaya koymuştur</w:t>
+      </w:r>
+      <w:r>
+        <w:t>.</w:t>
+      </w:r>
+      <w:bookmarkStart w:id="114" w:name="_GoBack"/>
+      <w:bookmarkEnd w:id="114"/>
     </w:p>
     <w:p>
       <w:pPr>
@@ -18197,7 +18209,7 @@
           <w:lang w:val="en-US"/>
         </w:rPr>
       </w:pPr>
-      <w:bookmarkStart w:id="114" w:name="_Toc232600368"/>
+      <w:bookmarkStart w:id="115" w:name="_Toc232600368"/>
       <w:bookmarkEnd w:id="112"/>
       <w:r>
         <w:rPr>
@@ -18205,7 +18217,7 @@
         </w:rPr>
         <w:t>İş Parçacığı Akışı ve Veri Modeli</w:t>
       </w:r>
-      <w:bookmarkEnd w:id="114"/>
+      <w:bookmarkEnd w:id="115"/>
     </w:p>
     <w:p>
       <w:pPr>
@@ -18236,7 +18248,7 @@
       <w:r>
         <w:t>Uygulama içinde taşınan transkripsiyon ve konuşmacı bilgileri, arayüz tarafındaki güncellemeleri kolaylaştırmak için yapılandırılmış veri alanlarıyla temsil edilmiştir. Segmentlerde metin, başlangıç/bitiş zamanı, konuşmacı etiketi, durum bilgisi ve gecikme ölçümleri tutulur. Bu yapı, önce hızlı bir kısmi altyazının gösterilmesini, ardından konuşmacı ayrıştırma tamamlandığında aynı segmentin geriye dönük olarak güncellenmesini mümkün kılar.</w:t>
       </w:r>
-      <w:bookmarkStart w:id="115" w:name="_Toc224357616"/>
+      <w:bookmarkStart w:id="116" w:name="_Toc224357616"/>
     </w:p>
     <w:p>
       <w:pPr>
@@ -18245,14 +18257,14 @@
           <w:lang w:val="en-US"/>
         </w:rPr>
       </w:pPr>
-      <w:bookmarkStart w:id="116" w:name="_Toc232600369"/>
+      <w:bookmarkStart w:id="117" w:name="_Toc232600369"/>
       <w:r>
         <w:rPr>
           <w:lang w:val="en-US"/>
         </w:rPr>
         <w:t>Çeviri Motorlarının Gerçekleştirimi</w:t>
       </w:r>
-      <w:bookmarkEnd w:id="116"/>
+      <w:bookmarkEnd w:id="117"/>
     </w:p>
     <w:p>
       <w:pPr>
@@ -18284,14 +18296,14 @@
           <w:lang w:val="en-US"/>
         </w:rPr>
       </w:pPr>
-      <w:bookmarkStart w:id="117" w:name="_Toc232600370"/>
+      <w:bookmarkStart w:id="118" w:name="_Toc232600370"/>
       <w:r>
         <w:rPr>
           <w:lang w:val="en-US"/>
         </w:rPr>
         <w:t>Kullanıcı Arayüzü Gerçekleştirimi</w:t>
       </w:r>
-      <w:bookmarkEnd w:id="117"/>
+      <w:bookmarkEnd w:id="118"/>
     </w:p>
     <w:p>
       <w:pPr>
@@ -18322,14 +18334,14 @@
           <w:lang w:val="en-US"/>
         </w:rPr>
       </w:pPr>
-      <w:bookmarkStart w:id="118" w:name="_Toc232600371"/>
+      <w:bookmarkStart w:id="119" w:name="_Toc232600371"/>
       <w:r>
         <w:rPr>
           <w:lang w:val="en-US"/>
         </w:rPr>
         <w:t>Geliştirme Ortamı, Test ve Kod Kalitesi</w:t>
       </w:r>
-      <w:bookmarkEnd w:id="118"/>
+      <w:bookmarkEnd w:id="119"/>
     </w:p>
     <w:p>
       <w:pPr>
@@ -18367,8 +18379,8 @@
           <w:lang w:val="en-US"/>
         </w:rPr>
       </w:pPr>
-      <w:bookmarkStart w:id="119" w:name="_Toc232600372"/>
-      <w:bookmarkEnd w:id="115"/>
+      <w:bookmarkStart w:id="120" w:name="_Toc232600372"/>
+      <w:bookmarkEnd w:id="116"/>
       <w:r>
         <w:rPr>
           <w:lang w:val="en-US"/>
@@ -18376,7 +18388,7 @@
         <w:lastRenderedPageBreak/>
         <w:t>DENEYSEL DEĞERLENDİRME VE BULGULAR</w:t>
       </w:r>
-      <w:bookmarkEnd w:id="119"/>
+      <w:bookmarkEnd w:id="120"/>
     </w:p>
     <w:p>
       <w:pPr>
@@ -18399,14 +18411,14 @@
           <w:lang w:val="en-US"/>
         </w:rPr>
       </w:pPr>
-      <w:bookmarkStart w:id="120" w:name="_Toc232600373"/>
+      <w:bookmarkStart w:id="121" w:name="_Toc232600373"/>
       <w:r>
         <w:rPr>
           <w:lang w:val="en-US"/>
         </w:rPr>
         <w:t>Değerlendirme Yöntemi</w:t>
       </w:r>
-      <w:bookmarkEnd w:id="120"/>
+      <w:bookmarkEnd w:id="121"/>
     </w:p>
     <w:p>
       <w:pPr>
@@ -18415,14 +18427,14 @@
           <w:noProof w:val="0"/>
         </w:rPr>
       </w:pPr>
-      <w:bookmarkStart w:id="121" w:name="_Toc224357618"/>
+      <w:bookmarkStart w:id="122" w:name="_Toc224357618"/>
       <w:r>
         <w:rPr>
           <w:noProof w:val="0"/>
         </w:rPr>
         <w:t>Sistemin başarımı, canlı kayıt döngüsünü taklit eden bir çevrimdışı yeniden oynatma (offline replay) köprüsü ile ölçülmüştür. Bu köprü, çok iş parçacıklı canlı hattı kullanmak yerine, ses dosyalarını sistemin gerçek bileşenlerinden — aynı VAD motoru, aynı kayıt durumu ve parça sonlandırma mantığı, aynı transkripsiyon ve ayrıştırma işçisi — senkron ve deterministik biçimde geçirir. Böylece ölçüm, gerçek dünyadaki davranışı yansıtırken yeniden üretilebilir kalır</w:t>
       </w:r>
-      <w:bookmarkEnd w:id="121"/>
+      <w:bookmarkEnd w:id="122"/>
       <w:r>
         <w:rPr>
           <w:noProof w:val="0"/>
@@ -18445,12 +18457,12 @@
       <w:pPr>
         <w:pStyle w:val="Balk2"/>
       </w:pPr>
-      <w:bookmarkStart w:id="122" w:name="_Toc232600374"/>
+      <w:bookmarkStart w:id="123" w:name="_Toc232600374"/>
       <w:r>
         <w:lastRenderedPageBreak/>
         <w:t>Veri Kümeleri</w:t>
       </w:r>
-      <w:bookmarkEnd w:id="122"/>
+      <w:bookmarkEnd w:id="123"/>
     </w:p>
     <w:p>
       <w:pPr>
@@ -18536,7 +18548,7 @@
           <w:szCs w:val="24"/>
         </w:rPr>
       </w:pPr>
-      <w:bookmarkStart w:id="123" w:name="_Toc232683008"/>
+      <w:bookmarkStart w:id="124" w:name="_Toc232683008"/>
       <w:r>
         <w:rPr>
           <w:sz w:val="24"/>
@@ -18637,7 +18649,7 @@
         </w:rPr>
         <w:t>Değerlendirmede kullanılan veri kümeleri.</w:t>
       </w:r>
-      <w:bookmarkEnd w:id="123"/>
+      <w:bookmarkEnd w:id="124"/>
     </w:p>
     <w:tbl>
       <w:tblPr>
@@ -19199,11 +19211,11 @@
       <w:pPr>
         <w:pStyle w:val="Balk2"/>
       </w:pPr>
-      <w:bookmarkStart w:id="124" w:name="_Toc232600375"/>
+      <w:bookmarkStart w:id="125" w:name="_Toc232600375"/>
       <w:r>
         <w:t>Değerlendirme Metrikleri</w:t>
       </w:r>
-      <w:bookmarkEnd w:id="124"/>
+      <w:bookmarkEnd w:id="125"/>
     </w:p>
     <w:p>
       <w:pPr>
@@ -19459,11 +19471,11 @@
       <w:pPr>
         <w:pStyle w:val="Balk2"/>
       </w:pPr>
-      <w:bookmarkStart w:id="125" w:name="_Toc232600376"/>
+      <w:bookmarkStart w:id="126" w:name="_Toc232600376"/>
       <w:r>
         <w:t>Deney Düzeneği</w:t>
       </w:r>
-      <w:bookmarkEnd w:id="125"/>
+      <w:bookmarkEnd w:id="126"/>
     </w:p>
     <w:p>
       <w:pPr>
@@ -19536,7 +19548,7 @@
           <w:szCs w:val="24"/>
         </w:rPr>
       </w:pPr>
-      <w:bookmarkStart w:id="126" w:name="_Toc232683009"/>
+      <w:bookmarkStart w:id="127" w:name="_Toc232683009"/>
       <w:r>
         <w:rPr>
           <w:sz w:val="24"/>
@@ -19637,7 +19649,7 @@
         </w:rPr>
         <w:t>Deneylerde kullanılan donanım özellikleri</w:t>
       </w:r>
-      <w:bookmarkEnd w:id="126"/>
+      <w:bookmarkEnd w:id="127"/>
     </w:p>
     <w:tbl>
       <w:tblPr>
@@ -19914,12 +19926,12 @@
       <w:pPr>
         <w:pStyle w:val="Balk2"/>
       </w:pPr>
-      <w:bookmarkStart w:id="127" w:name="_Toc232600377"/>
+      <w:bookmarkStart w:id="128" w:name="_Toc232600377"/>
       <w:r>
         <w:lastRenderedPageBreak/>
         <w:t>Bulgular</w:t>
       </w:r>
-      <w:bookmarkEnd w:id="127"/>
+      <w:bookmarkEnd w:id="128"/>
     </w:p>
     <w:p>
       <w:pPr>
@@ -19938,7 +19950,7 @@
           <w:szCs w:val="24"/>
         </w:rPr>
       </w:pPr>
-      <w:bookmarkStart w:id="128" w:name="_Toc232683010"/>
+      <w:bookmarkStart w:id="129" w:name="_Toc232683010"/>
       <w:r>
         <w:rPr>
           <w:sz w:val="24"/>
@@ -20039,7 +20051,7 @@
         </w:rPr>
         <w:t>LibriSpeech test-clean üzerinde transkripsiyon başarımı (whisper-small).</w:t>
       </w:r>
-      <w:bookmarkEnd w:id="128"/>
+      <w:bookmarkEnd w:id="129"/>
     </w:p>
     <w:tbl>
       <w:tblPr>
@@ -20359,7 +20371,7 @@
           <w:szCs w:val="24"/>
         </w:rPr>
       </w:pPr>
-      <w:bookmarkStart w:id="129" w:name="_Toc232683011"/>
+      <w:bookmarkStart w:id="130" w:name="_Toc232683011"/>
       <w:r>
         <w:rPr>
           <w:sz w:val="24"/>
@@ -20460,7 +20472,7 @@
         </w:rPr>
         <w:t>AMI Mix-Headset (test) üzerinde ayrıştırma ve konuşmacı-atıflı transkripsiyon başarımı.</w:t>
       </w:r>
-      <w:bookmarkEnd w:id="129"/>
+      <w:bookmarkEnd w:id="130"/>
     </w:p>
     <w:tbl>
       <w:tblPr>
@@ -20869,7 +20881,7 @@
           <w:szCs w:val="24"/>
         </w:rPr>
       </w:pPr>
-      <w:bookmarkStart w:id="130" w:name="_Toc232683012"/>
+      <w:bookmarkStart w:id="131" w:name="_Toc232683012"/>
       <w:r>
         <w:rPr>
           <w:sz w:val="24"/>
@@ -20970,7 +20982,7 @@
         </w:rPr>
         <w:t>FLORES-200 (devtest) İngilizce→Türkçe çeviri başarımı.</w:t>
       </w:r>
-      <w:bookmarkEnd w:id="130"/>
+      <w:bookmarkEnd w:id="131"/>
     </w:p>
     <w:tbl>
       <w:tblPr>
@@ -21373,7 +21385,7 @@
           <w:szCs w:val="24"/>
         </w:rPr>
       </w:pPr>
-      <w:bookmarkStart w:id="131" w:name="_Toc232683013"/>
+      <w:bookmarkStart w:id="132" w:name="_Toc232683013"/>
       <w:r>
         <w:rPr>
           <w:sz w:val="24"/>
@@ -21474,7 +21486,7 @@
         </w:rPr>
         <w:t>Uçtan uca gecikme ve kaynak kullanımı.</w:t>
       </w:r>
-      <w:bookmarkEnd w:id="131"/>
+      <w:bookmarkEnd w:id="132"/>
     </w:p>
     <w:tbl>
       <w:tblPr>
@@ -21766,8 +21778,6 @@
             <w:r>
               <w:t>198</w:t>
             </w:r>
-            <w:bookmarkStart w:id="132" w:name="_GoBack"/>
-            <w:bookmarkEnd w:id="132"/>
             <w:r>
               <w:t xml:space="preserve"> </w:t>
             </w:r>
@@ -23542,6 +23552,8 @@
         </w:sectPr>
       </w:pPr>
     </w:p>
+    <w:bookmarkStart w:id="173" w:name="_Toc232600385"/>
+    <w:commentRangeStart w:id="174"/>
     <w:p>
       <w:pPr>
         <w:pStyle w:val="Balk1"/>
@@ -23550,8 +23562,6 @@
           <w:numId w:val="0"/>
         </w:numPr>
       </w:pPr>
-      <w:bookmarkStart w:id="173" w:name="_Toc232600385"/>
-      <w:commentRangeStart w:id="174"/>
       <w:r>
         <w:lastRenderedPageBreak/>
         <mc:AlternateContent>
@@ -25709,6 +25719,7 @@
         <w:docPartUnique/>
       </w:docPartObj>
     </w:sdtPr>
+    <w:sdtEndPr/>
     <w:sdtContent>
       <w:p>
         <w:pPr>
@@ -25802,6 +25813,7 @@
         <w:docPartUnique/>
       </w:docPartObj>
     </w:sdtPr>
+    <w:sdtEndPr/>
     <w:sdtContent>
       <w:p>
         <w:pPr>
@@ -25818,7 +25830,7 @@
           <w:fldChar w:fldCharType="separate"/>
         </w:r>
         <w:r>
-          <w:t>32</w:t>
+          <w:t>20</w:t>
         </w:r>
         <w:r>
           <w:fldChar w:fldCharType="end"/>
@@ -32925,7 +32937,7 @@
 </file>
 
 <file path=customXml/itemProps1.xml><?xml version="1.0" encoding="utf-8"?>
-<ds:datastoreItem xmlns:ds="http://schemas.openxmlformats.org/officeDocument/2006/customXml" ds:itemID="{AE9A9909-1C58-4877-A9AA-36DED9FEDEA3}">
+<ds:datastoreItem xmlns:ds="http://schemas.openxmlformats.org/officeDocument/2006/customXml" ds:itemID="{8F0A9571-3F05-4A5D-993F-9F111EDC542C}">
   <ds:schemaRefs>
     <ds:schemaRef ds:uri="http://schemas.openxmlformats.org/officeDocument/2006/bibliography"/>
   </ds:schemaRefs>
